--- a/docs/docx/technical_documentation/02_TECHNICAL_SPECIFICATION.docx
+++ b/docs/docx/technical_documentation/02_TECHNICAL_SPECIFICATION.docx
@@ -42,7 +42,7 @@
         <w:t xml:space="preserve"> </w:t>
       </w:r>
       <w:r>
-        <w:t xml:space="preserve">3.10.696</w:t>
+        <w:t xml:space="preserve">3.10.798</w:t>
       </w:r>
       <w:r>
         <w:br/>
@@ -3037,6 +3037,18 @@
         <w:rPr>
           <w:rStyle w:val="VerbatimChar"/>
         </w:rPr>
+        <w:t xml:space="preserve">группировать_строки</w:t>
+      </w:r>
+      <w:r>
+        <w:t xml:space="preserve">,</w:t>
+      </w:r>
+      <w:r>
+        <w:t xml:space="preserve"> </w:t>
+      </w:r>
+      <w:r>
+        <w:rPr>
+          <w:rStyle w:val="VerbatimChar"/>
+        </w:rPr>
         <w:t xml:space="preserve">закрепить_заголовок</w:t>
       </w:r>
       <w:r>
@@ -3109,7 +3121,7 @@
         <w:rPr>
           <w:rStyle w:val="VerbatimChar"/>
         </w:rPr>
-        <w:t xml:space="preserve">копировать_значения</w:t>
+        <w:t xml:space="preserve">копировать_как_значения</w:t>
       </w:r>
       <w:r>
         <w:t xml:space="preserve">,</w:t>
@@ -4378,7 +4390,7 @@
           <w:b/>
           <w:bCs/>
         </w:rPr>
-        <w:t xml:space="preserve">3.10.696</w:t>
+        <w:t xml:space="preserve">3.10.798</w:t>
       </w:r>
       <w:r>
         <w:t xml:space="preserve">.</w:t>
@@ -4567,7 +4579,7 @@
               <w:rPr>
                 <w:rStyle w:val="VerbatimChar"/>
               </w:rPr>
-              <w:t xml:space="preserve">MacroInstaller_bundled_3.10.696_*.ods</w:t>
+              <w:t xml:space="preserve">MacroInstaller_bundled_3.10.798_*.ods</w:t>
             </w:r>
           </w:p>
         </w:tc>
@@ -4672,7 +4684,7 @@
         </w:numPr>
       </w:pPr>
       <w:r>
-        <w:t xml:space="preserve">Установка макросов версии 3.10.696.</w:t>
+        <w:t xml:space="preserve">Установка макросов версии 3.10.798.</w:t>
       </w:r>
     </w:p>
     <w:p>
